--- a/downloads/sections/t15-l06-the-gateway-cut-without-pretending-to-be-the-cub-learn.docx
+++ b/downloads/sections/t15-l06-the-gateway-cut-without-pretending-to-be-the-cub-learn.docx
@@ -84,7 +84,7 @@
     </w:p>
     <w:p>
       <w:r>
-        <w:t>confirm. NANP versus E.164, 20 ms ptime, and 'no internal extensions' are practitioner cautions. They are not quoted here as Five9 requirements.. last checked 2026-10.</w:t>
+        <w:t>confirm. NANP versus E.164, 20 ms ptime, and 'no internal extensions' are practitioner cautions. They are not quoted here as Five9 requirements. last checked 2026-10.</w:t>
       </w:r>
     </w:p>
   </w:body>
